--- a/fixtures/modern-accent/modern-accent-cover-letter-letter.docx
+++ b/fixtures/modern-accent/modern-accent-cover-letter-letter.docx
@@ -89,7 +89,7 @@
         <w:rPr>
           <w:rtl w:val="0"/>
         </w:rPr>
-        <w:t xml:space="preserve">Fernhill Health</w:t>
+        <w:t xml:space="preserve">Wickenhay Health</w:t>
       </w:r>
     </w:p>
     <w:p>
@@ -140,7 +140,7 @@
         <w:rPr>
           <w:rtl w:val="0"/>
         </w:rPr>
-        <w:t xml:space="preserve">At Larkspur Health I redesigned our patient intake flow. It went from 14 screens to 6, and completion rose from 61% to 83% in the first quarter after launch. The biggest change didn't come from the screens. It came from 22 interviews with front desk staff, who told us which questions patients skipped and why.</w:t>
+        <w:t xml:space="preserve">At Wrenfold Health I redesigned our patient intake flow. It went from 14 screens to 6, and completion rose from 61% to 83% in the first quarter after launch. The biggest change didn't come from the screens. It came from 22 interviews with front desk staff, who told us which questions patients skipped and why.</w:t>
       </w:r>
     </w:p>
     <w:p>

--- a/fixtures/modern-accent/modern-accent-cover-letter-letter.docx
+++ b/fixtures/modern-accent/modern-accent-cover-letter-letter.docx
@@ -31,7 +31,7 @@
           <w:rPr>
             <w:rtl w:val="0"/>
           </w:rPr>
-          <w:t xml:space="preserve">priya.shah@email.com</w:t>
+          <w:t xml:space="preserve">priya.shah@example.com</w:t>
         </w:r>
       </w:hyperlink>
       <w:r>
